--- a/categories/Medical_Conditions/חניקה.docx
+++ b/categories/Medical_Conditions/חניקה.docx
@@ -112,7 +112,8 @@
       </w:r>
       <w:r>
         <w:rPr>
-          <w:rFonts w:asciiTheme="minorBidi" w:hAnsiTheme="minorBidi"/>
+          <w:rFonts w:asciiTheme="minorBidi" w:hAnsiTheme="minorBidi" w:hint="cs"/>
+          <w:rtl/>
         </w:rPr>
         <w:t xml:space="preserve">: </w:t>
       </w:r>
@@ -395,26 +396,12 @@
       </w:r>
       <w:r>
         <w:rPr>
-          <w:rFonts w:asciiTheme="minorBidi" w:hAnsiTheme="minorBidi"/>
-          <w:b/>
-          <w:bCs/>
-          <w:rtl/>
-        </w:rPr>
-        <w:t xml:space="preserve"> </w:t>
-      </w:r>
-      <w:r>
-        <w:rPr>
-          <w:rFonts w:asciiTheme="minorBidi" w:hAnsiTheme="minorBidi"/>
-          <w:b/>
-          <w:bCs/>
-        </w:rPr>
-        <w:t>:</w:t>
-      </w:r>
-      <w:r>
-        <w:rPr>
-          <w:rFonts w:asciiTheme="minorBidi" w:hAnsiTheme="minorBidi"/>
-        </w:rPr>
-        <w:t xml:space="preserve"> </w:t>
+          <w:rFonts w:asciiTheme="minorBidi" w:hAnsiTheme="minorBidi" w:hint="cs"/>
+          <w:b/>
+          <w:bCs/>
+          <w:rtl/>
+        </w:rPr>
+        <w:t xml:space="preserve">: </w:t>
       </w:r>
       <w:r>
         <w:rPr>
@@ -550,7 +537,7 @@
       </w:r>
       <w:r>
         <w:rPr>
-          <w:rFonts w:asciiTheme="minorBidi" w:eastAsia="Times New Roman" w:hAnsiTheme="minorBidi"/>
+          <w:rFonts w:asciiTheme="minorBidi" w:eastAsia="Times New Roman" w:hAnsiTheme="minorBidi" w:hint="cs"/>
           <w:b/>
           <w:bCs/>
           <w:kern w:val="0"/>
@@ -560,7 +547,7 @@
           <w:lang w:eastAsia="en-IL"/>
           <w14:ligatures w14:val="none"/>
         </w:rPr>
-        <w:t>טיפול אינטראקטיבי</w:t>
+        <w:t>אופן הטיפול</w:t>
       </w:r>
     </w:p>
     <w:p>
@@ -614,7 +601,17 @@
           <w:lang w:eastAsia="en-IL"/>
           <w14:ligatures w14:val="none"/>
         </w:rPr>
-        <w:t>אם הוא משתעל</w:t>
+        <w:t xml:space="preserve">אם </w:t>
+      </w:r>
+      <w:r>
+        <w:rPr>
+          <w:rFonts w:asciiTheme="minorBidi" w:eastAsia="Times New Roman" w:hAnsiTheme="minorBidi" w:hint="cs"/>
+          <w:kern w:val="0"/>
+          <w:rtl/>
+          <w:lang w:eastAsia="en-IL"/>
+          <w14:ligatures w14:val="none"/>
+        </w:rPr>
+        <w:t>כן</w:t>
       </w:r>
       <w:r>
         <w:rPr>
@@ -645,7 +642,67 @@
           <w:lang w:eastAsia="en-IL"/>
           <w14:ligatures w14:val="none"/>
         </w:rPr>
-        <w:t xml:space="preserve"> ואל תטפחו לו על הגב (עלול להפיל את החפץ עמוק יותר)</w:t>
+        <w:t xml:space="preserve"> ואל תטפחו </w:t>
+      </w:r>
+      <w:r>
+        <w:rPr>
+          <w:rFonts w:asciiTheme="minorBidi" w:eastAsia="Times New Roman" w:hAnsiTheme="minorBidi" w:hint="cs"/>
+          <w:kern w:val="0"/>
+          <w:rtl/>
+          <w:lang w:eastAsia="en-IL"/>
+          <w14:ligatures w14:val="none"/>
+        </w:rPr>
+        <w:t xml:space="preserve">על גבו </w:t>
+      </w:r>
+      <w:r>
+        <w:rPr>
+          <w:rFonts w:asciiTheme="minorBidi" w:eastAsia="Times New Roman" w:hAnsiTheme="minorBidi"/>
+          <w:kern w:val="0"/>
+          <w:rtl/>
+          <w:lang w:eastAsia="en-IL"/>
+          <w14:ligatures w14:val="none"/>
+        </w:rPr>
+        <w:t>גב (</w:t>
+      </w:r>
+      <w:r>
+        <w:rPr>
+          <w:rFonts w:asciiTheme="minorBidi" w:eastAsia="Times New Roman" w:hAnsiTheme="minorBidi" w:hint="cs"/>
+          <w:kern w:val="0"/>
+          <w:rtl/>
+          <w:lang w:eastAsia="en-IL"/>
+          <w14:ligatures w14:val="none"/>
+        </w:rPr>
+        <w:t xml:space="preserve">הדבר </w:t>
+      </w:r>
+      <w:r>
+        <w:rPr>
+          <w:rFonts w:asciiTheme="minorBidi" w:eastAsia="Times New Roman" w:hAnsiTheme="minorBidi"/>
+          <w:kern w:val="0"/>
+          <w:rtl/>
+          <w:lang w:eastAsia="en-IL"/>
+          <w14:ligatures w14:val="none"/>
+        </w:rPr>
+        <w:t xml:space="preserve">עלול להפיל את החפץ </w:t>
+      </w:r>
+      <w:r>
+        <w:rPr>
+          <w:rFonts w:asciiTheme="minorBidi" w:eastAsia="Times New Roman" w:hAnsiTheme="minorBidi" w:hint="cs"/>
+          <w:kern w:val="0"/>
+          <w:rtl/>
+          <w:lang w:eastAsia="en-IL"/>
+          <w14:ligatures w14:val="none"/>
+        </w:rPr>
+        <w:t xml:space="preserve">התקוע </w:t>
+      </w:r>
+      <w:r>
+        <w:rPr>
+          <w:rFonts w:asciiTheme="minorBidi" w:eastAsia="Times New Roman" w:hAnsiTheme="minorBidi"/>
+          <w:kern w:val="0"/>
+          <w:rtl/>
+          <w:lang w:eastAsia="en-IL"/>
+          <w14:ligatures w14:val="none"/>
+        </w:rPr>
+        <w:t>עמוק יותר)</w:t>
       </w:r>
       <w:r>
         <w:rPr>
@@ -872,7 +929,71 @@
           <w:lang w:eastAsia="en-IL"/>
           <w14:ligatures w14:val="none"/>
         </w:rPr>
-        <w:t>אם האדם לא נושם או משתעל, התקשרו מיד למד"א (101) או הפעילו לחצן מצוקה, והעבירו את הטלפון לרמקול</w:t>
+        <w:t xml:space="preserve">אם האדם </w:t>
+      </w:r>
+      <w:r>
+        <w:rPr>
+          <w:rFonts w:asciiTheme="minorBidi" w:eastAsia="Times New Roman" w:hAnsiTheme="minorBidi"/>
+          <w:b/>
+          <w:bCs/>
+          <w:kern w:val="0"/>
+          <w:rtl/>
+          <w:lang w:eastAsia="en-IL"/>
+          <w14:ligatures w14:val="none"/>
+        </w:rPr>
+        <w:t>לא</w:t>
+      </w:r>
+      <w:r>
+        <w:rPr>
+          <w:rFonts w:asciiTheme="minorBidi" w:eastAsia="Times New Roman" w:hAnsiTheme="minorBidi"/>
+          <w:kern w:val="0"/>
+          <w:rtl/>
+          <w:lang w:eastAsia="en-IL"/>
+          <w14:ligatures w14:val="none"/>
+        </w:rPr>
+        <w:t xml:space="preserve"> נושם </w:t>
+      </w:r>
+      <w:r>
+        <w:rPr>
+          <w:rFonts w:asciiTheme="minorBidi" w:eastAsia="Times New Roman" w:hAnsiTheme="minorBidi" w:hint="cs"/>
+          <w:b/>
+          <w:bCs/>
+          <w:kern w:val="0"/>
+          <w:rtl/>
+          <w:lang w:eastAsia="en-IL"/>
+          <w14:ligatures w14:val="none"/>
+        </w:rPr>
+        <w:t>ולא</w:t>
+      </w:r>
+      <w:r>
+        <w:rPr>
+          <w:rFonts w:asciiTheme="minorBidi" w:eastAsia="Times New Roman" w:hAnsiTheme="minorBidi"/>
+          <w:kern w:val="0"/>
+          <w:rtl/>
+          <w:lang w:eastAsia="en-IL"/>
+          <w14:ligatures w14:val="none"/>
+        </w:rPr>
+        <w:t xml:space="preserve"> משתעל, התקשרו מיד למד"א (101) או הפעילו לחצן מצוקה</w:t>
+      </w:r>
+      <w:r>
+        <w:rPr>
+          <w:rFonts w:asciiTheme="minorBidi" w:eastAsia="Times New Roman" w:hAnsiTheme="minorBidi" w:hint="cs"/>
+          <w:kern w:val="0"/>
+          <w:rtl/>
+          <w:lang w:eastAsia="en-IL"/>
+          <w14:ligatures w14:val="none"/>
+        </w:rPr>
+        <w:t xml:space="preserve"> (אם ברשותכם)</w:t>
+      </w:r>
+      <w:r>
+        <w:rPr>
+          <w:rFonts w:asciiTheme="minorBidi" w:eastAsia="Times New Roman" w:hAnsiTheme="minorBidi"/>
+          <w:kern w:val="0"/>
+          <w:rtl/>
+          <w:lang w:eastAsia="en-IL"/>
+          <w14:ligatures w14:val="none"/>
+        </w:rPr>
+        <w:t>, והעבירו את הטלפון לרמקול</w:t>
       </w:r>
       <w:r>
         <w:rPr>
@@ -1003,15 +1124,6 @@
       </w:r>
       <w:r>
         <w:rPr>
-          <w:rFonts w:asciiTheme="minorBidi" w:hAnsiTheme="minorBidi"/>
-          <w:b/>
-          <w:bCs/>
-          <w:color w:val="FF0000"/>
-        </w:rPr>
-        <w:t xml:space="preserve"> </w:t>
-      </w:r>
-      <w:r>
-        <w:rPr>
           <w:rFonts w:asciiTheme="minorBidi" w:eastAsia="Times New Roman" w:hAnsiTheme="minorBidi"/>
           <w:b/>
           <w:bCs/>
@@ -1084,6 +1196,18 @@
       </w:r>
       <w:r>
         <w:rPr>
+          <w:rFonts w:asciiTheme="minorBidi" w:eastAsia="Times New Roman" w:hAnsiTheme="minorBidi" w:hint="cs"/>
+          <w:b/>
+          <w:bCs/>
+          <w:kern w:val="0"/>
+          <w:rtl/>
+          <w:lang w:eastAsia="en-IL"/>
+          <w14:ligatures w14:val="none"/>
+        </w:rPr>
+        <w:t>.</w:t>
+      </w:r>
+      <w:r>
+        <w:rPr>
           <w:rFonts w:asciiTheme="minorBidi" w:eastAsia="Times New Roman" w:hAnsiTheme="minorBidi"/>
           <w:kern w:val="0"/>
           <w:rtl/>
@@ -1092,33 +1216,32 @@
         </w:rPr>
         <w:t xml:space="preserve"> </w:t>
       </w:r>
-      <w:r>
-        <w:rPr>
-          <w:rFonts w:asciiTheme="minorBidi" w:eastAsia="Times New Roman" w:hAnsiTheme="minorBidi"/>
-          <w:kern w:val="0"/>
-          <w:lang w:eastAsia="en-IL"/>
-          <w14:ligatures w14:val="none"/>
-        </w:rPr>
-        <w:t>(</w:t>
-      </w:r>
-      <w:r>
-        <w:rPr>
-          <w:rFonts w:asciiTheme="minorBidi" w:eastAsia="Times New Roman" w:hAnsiTheme="minorBidi"/>
-          <w:kern w:val="0"/>
-          <w:rtl/>
-          <w:lang w:eastAsia="en-IL"/>
-          <w14:ligatures w14:val="none"/>
-        </w:rPr>
-        <w:t>בתנועת</w:t>
-      </w:r>
-      <w:r>
-        <w:rPr>
-          <w:rFonts w:asciiTheme="minorBidi" w:eastAsia="Times New Roman" w:hAnsiTheme="minorBidi"/>
-          <w:kern w:val="0"/>
-          <w:lang w:eastAsia="en-IL"/>
-          <w14:ligatures w14:val="none"/>
-        </w:rPr>
-        <w:t xml:space="preserve"> J).</w:t>
+    </w:p>
+    <w:p>
+      <w:pPr>
+        <w:pStyle w:val="ListParagraph"/>
+        <w:numPr>
+          <w:ilvl w:val="0"/>
+          <w:numId w:val="1"/>
+        </w:numPr>
+        <w:bidi/>
+        <w:spacing w:after="100" w:afterAutospacing="1" w:line="360" w:lineRule="auto"/>
+        <w:rPr>
+          <w:rFonts w:asciiTheme="minorBidi" w:eastAsia="Times New Roman" w:hAnsiTheme="minorBidi"/>
+          <w:kern w:val="0"/>
+          <w:lang w:eastAsia="en-IL"/>
+          <w14:ligatures w14:val="none"/>
+        </w:rPr>
+      </w:pPr>
+      <w:r>
+        <w:rPr>
+          <w:rFonts w:asciiTheme="minorBidi" w:eastAsia="Times New Roman" w:hAnsiTheme="minorBidi" w:hint="cs"/>
+          <w:kern w:val="0"/>
+          <w:rtl/>
+          <w:lang w:eastAsia="en-IL"/>
+          <w14:ligatures w14:val="none"/>
+        </w:rPr>
+        <w:t>יש לבצע פעולה זו עד יציאת הגוף הזר.</w:t>
       </w:r>
     </w:p>
     <w:p>
@@ -1126,23 +1249,18 @@
         <w:pStyle w:val="ListParagraph"/>
         <w:bidi/>
         <w:spacing w:after="100" w:afterAutospacing="1" w:line="360" w:lineRule="auto"/>
-        <w:ind w:left="1440"/>
-        <w:jc w:val="center"/>
-        <w:rPr>
-          <w:rFonts w:asciiTheme="minorBidi" w:eastAsia="Times New Roman" w:hAnsiTheme="minorBidi"/>
-          <w:kern w:val="0"/>
-          <w:lang w:eastAsia="en-IL"/>
-          <w14:ligatures w14:val="none"/>
-        </w:rPr>
-      </w:pPr>
-      <w:r>
-        <w:rPr>
-          <w:rFonts w:asciiTheme="minorBidi" w:eastAsia="Times New Roman" w:hAnsiTheme="minorBidi"/>
+        <w:rPr>
+          <w:rFonts w:asciiTheme="minorBidi" w:eastAsia="Times New Roman" w:hAnsiTheme="minorBidi"/>
+          <w:kern w:val="0"/>
+          <w:lang w:eastAsia="en-IL"/>
+          <w14:ligatures w14:val="none"/>
+        </w:rPr>
+      </w:pPr>
+      <w:r>
+        <w:rPr>
           <w:noProof/>
-          <w:kern w:val="0"/>
-          <w:rtl/>
-          <w:lang w:eastAsia="en-IL"/>
-          <w14:ligatures w14:val="none"/>
+          <w:rtl/>
+          <w:lang w:eastAsia="en-IL"/>
         </w:rPr>
         <w:drawing>
           <wp:inline distT="0" distB="0" distL="0" distR="0" wp14:anchorId="037DB724" wp14:editId="297029B0">
